--- a/SevaSetu_Capstone_Report.docx
+++ b/SevaSetu_Capstone_Report.docx
@@ -89,7 +89,7 @@
         <w:jc w:val="center"/>
       </w:pPr>
       <w:r>
-        <w:t>Capstone Mentor: ____________________</w:t>
+        <w:t>Capstone Mentor: Ms. Maya Thapa</w:t>
       </w:r>
     </w:p>
     <w:p/>
